--- a/AppSec/33_OAST/scan.docx
+++ b/AppSec/33_OAST/scan.docx
@@ -27,7 +27,7 @@
                     <pic:cNvPicPr/>
                   </pic:nvPicPr>
                   <pic:blipFill>
-                    <a:blip r:embed="rId4"/>
+                    <a:blip r:embed="rId5"/>
                     <a:stretch>
                       <a:fillRect/>
                     </a:stretch>
@@ -47,8 +47,1818 @@
           </wp:inline>
         </w:drawing>
       </w:r>
+    </w:p>
+    <w:p>
+      <w:pPr>
+        <w:ind w:left="-993"/>
+      </w:pPr>
+    </w:p>
+    <w:p>
+      <w:pPr>
+        <w:ind w:left="-993"/>
+        <w:rPr>
+          <w:lang w:val="en-US"/>
+        </w:rPr>
+      </w:pPr>
+      <w:r>
+        <w:t>Часть</w:t>
+      </w:r>
+      <w:r>
+        <w:rPr>
+          <w:lang w:val="en-US"/>
+        </w:rPr>
+        <w:t xml:space="preserve"> 4.</w:t>
+      </w:r>
+    </w:p>
+    <w:p>
+      <w:pPr>
+        <w:ind w:left="-993"/>
+        <w:rPr>
+          <w:lang w:val="en-US"/>
+        </w:rPr>
+      </w:pPr>
+      <w:r>
+        <w:t xml:space="preserve">Сформирован </w:t>
+      </w:r>
+      <w:r>
+        <w:rPr>
+          <w:lang w:val="en-US"/>
+        </w:rPr>
+        <w:t>HAR</w:t>
+      </w:r>
+      <w:r>
+        <w:t xml:space="preserve"> файл для последнего случая с </w:t>
+      </w:r>
+      <w:r>
+        <w:rPr>
+          <w:lang w:val="en-US"/>
+        </w:rPr>
+        <w:t>SQL</w:t>
+      </w:r>
+      <w:r>
+        <w:t>-инъекцией.</w:t>
+      </w:r>
+      <w:r>
+        <w:t xml:space="preserve"> </w:t>
+      </w:r>
+      <w:proofErr w:type="spellStart"/>
+      <w:r>
+        <w:t>Скрин</w:t>
+      </w:r>
+      <w:proofErr w:type="spellEnd"/>
+      <w:r>
+        <w:t xml:space="preserve"> из </w:t>
+      </w:r>
+      <w:r>
+        <w:rPr>
+          <w:lang w:val="en-US"/>
+        </w:rPr>
+        <w:t>burp.</w:t>
+      </w:r>
+    </w:p>
+    <w:p>
+      <w:pPr>
+        <w:ind w:left="-993"/>
+        <w:jc w:val="center"/>
+      </w:pPr>
+      <w:r>
+        <w:rPr>
+          <w:noProof/>
+          <w:lang w:eastAsia="ru-RU"/>
+        </w:rPr>
+        <w:drawing>
+          <wp:inline distT="0" distB="0" distL="0" distR="0" wp14:anchorId="1CA6F4BE" wp14:editId="16800AE1">
+            <wp:extent cx="4184139" cy="2012950"/>
+            <wp:effectExtent l="0" t="0" r="6985" b="6350"/>
+            <wp:docPr id="3" name="Рисунок 3"/>
+            <wp:cNvGraphicFramePr>
+              <a:graphicFrameLocks xmlns:a="http://schemas.openxmlformats.org/drawingml/2006/main" noChangeAspect="1"/>
+            </wp:cNvGraphicFramePr>
+            <a:graphic xmlns:a="http://schemas.openxmlformats.org/drawingml/2006/main">
+              <a:graphicData uri="http://schemas.openxmlformats.org/drawingml/2006/picture">
+                <pic:pic xmlns:pic="http://schemas.openxmlformats.org/drawingml/2006/picture">
+                  <pic:nvPicPr>
+                    <pic:cNvPr id="1" name=""/>
+                    <pic:cNvPicPr/>
+                  </pic:nvPicPr>
+                  <pic:blipFill>
+                    <a:blip r:embed="rId6"/>
+                    <a:stretch>
+                      <a:fillRect/>
+                    </a:stretch>
+                  </pic:blipFill>
+                  <pic:spPr>
+                    <a:xfrm>
+                      <a:off x="0" y="0"/>
+                      <a:ext cx="4203028" cy="2022037"/>
+                    </a:xfrm>
+                    <a:prstGeom prst="rect">
+                      <a:avLst/>
+                    </a:prstGeom>
+                  </pic:spPr>
+                </pic:pic>
+              </a:graphicData>
+            </a:graphic>
+          </wp:inline>
+        </w:drawing>
+      </w:r>
+    </w:p>
+    <w:p>
+      <w:pPr>
+        <w:ind w:left="-993"/>
+      </w:pPr>
+      <w:r>
+        <w:t>Доказательства</w:t>
+      </w:r>
+      <w:r>
+        <w:t xml:space="preserve"> </w:t>
+      </w:r>
+      <w:r>
+        <w:t xml:space="preserve">обнаруженных </w:t>
+      </w:r>
+      <w:r>
+        <w:rPr>
+          <w:lang w:val="en-US"/>
+        </w:rPr>
+        <w:t>Alerts</w:t>
+      </w:r>
+      <w:r>
+        <w:t xml:space="preserve"> </w:t>
+      </w:r>
+      <w:r>
+        <w:t>в</w:t>
+      </w:r>
+      <w:r>
+        <w:t xml:space="preserve"> </w:t>
+      </w:r>
+      <w:r>
+        <w:rPr>
+          <w:lang w:val="en-US"/>
+        </w:rPr>
+        <w:t>ZAP</w:t>
+      </w:r>
+      <w:r>
+        <w:t>.</w:t>
+      </w:r>
+    </w:p>
+    <w:p>
+      <w:pPr>
+        <w:ind w:left="-993"/>
+        <w:jc w:val="center"/>
+        <w:rPr>
+          <w:lang w:val="en-US"/>
+        </w:rPr>
+      </w:pPr>
+      <w:r>
+        <w:rPr>
+          <w:noProof/>
+          <w:lang w:eastAsia="ru-RU"/>
+        </w:rPr>
+        <w:drawing>
+          <wp:inline distT="0" distB="0" distL="0" distR="0">
+            <wp:extent cx="4867910" cy="1571616"/>
+            <wp:effectExtent l="0" t="0" r="0" b="0"/>
+            <wp:docPr id="2" name="Рисунок 2" descr="C:\Users\Admin\AppData\Local\Temp\vmware-Admin\VMwareDnD\1b6838b6\Вставленное изображение.png"/>
+            <wp:cNvGraphicFramePr>
+              <a:graphicFrameLocks xmlns:a="http://schemas.openxmlformats.org/drawingml/2006/main" noChangeAspect="1"/>
+            </wp:cNvGraphicFramePr>
+            <a:graphic xmlns:a="http://schemas.openxmlformats.org/drawingml/2006/main">
+              <a:graphicData uri="http://schemas.openxmlformats.org/drawingml/2006/picture">
+                <pic:pic xmlns:pic="http://schemas.openxmlformats.org/drawingml/2006/picture">
+                  <pic:nvPicPr>
+                    <pic:cNvPr id="0" name="Picture 1" descr="C:\Users\Admin\AppData\Local\Temp\vmware-Admin\VMwareDnD\1b6838b6\Вставленное изображение.png"/>
+                    <pic:cNvPicPr>
+                      <a:picLocks noChangeAspect="1" noChangeArrowheads="1"/>
+                    </pic:cNvPicPr>
+                  </pic:nvPicPr>
+                  <pic:blipFill rotWithShape="1">
+                    <a:blip r:embed="rId7">
+                      <a:extLst>
+                        <a:ext uri="{28A0092B-C50C-407E-A947-70E740481C1C}">
+                          <a14:useLocalDpi xmlns:a14="http://schemas.microsoft.com/office/drawing/2010/main" val="0"/>
+                        </a:ext>
+                      </a:extLst>
+                    </a:blip>
+                    <a:srcRect t="34288" b="-20"/>
+                    <a:stretch/>
+                  </pic:blipFill>
+                  <pic:spPr bwMode="auto">
+                    <a:xfrm>
+                      <a:off x="0" y="0"/>
+                      <a:ext cx="4907219" cy="1584307"/>
+                    </a:xfrm>
+                    <a:prstGeom prst="rect">
+                      <a:avLst/>
+                    </a:prstGeom>
+                    <a:noFill/>
+                    <a:ln>
+                      <a:noFill/>
+                    </a:ln>
+                    <a:extLst>
+                      <a:ext uri="{53640926-AAD7-44D8-BBD7-CCE9431645EC}">
+                        <a14:shadowObscured xmlns:a14="http://schemas.microsoft.com/office/drawing/2010/main"/>
+                      </a:ext>
+                    </a:extLst>
+                  </pic:spPr>
+                </pic:pic>
+              </a:graphicData>
+            </a:graphic>
+          </wp:inline>
+        </w:drawing>
+      </w:r>
+    </w:p>
+    <w:p>
+      <w:pPr>
+        <w:ind w:left="-993"/>
+        <w:rPr>
+          <w:lang w:val="en-US"/>
+        </w:rPr>
+      </w:pPr>
+    </w:p>
+    <w:p>
+      <w:pPr>
+        <w:ind w:left="-993"/>
+      </w:pPr>
+      <w:r>
+        <w:t>Часть 5.</w:t>
+      </w:r>
+    </w:p>
+    <w:p>
+      <w:pPr>
+        <w:pStyle w:val="a3"/>
+        <w:numPr>
+          <w:ilvl w:val="0"/>
+          <w:numId w:val="1"/>
+        </w:numPr>
+        <w:rPr>
+          <w:lang w:val="en-US"/>
+        </w:rPr>
+      </w:pPr>
+      <w:r>
+        <w:rPr>
+          <w:lang w:val="en-US"/>
+        </w:rPr>
+        <w:lastRenderedPageBreak/>
+        <w:t>Content Security Policy (CSP) Header Not Set</w:t>
+      </w:r>
+      <w:r>
+        <w:rPr>
+          <w:lang w:val="en-US"/>
+        </w:rPr>
+        <w:t xml:space="preserve"> </w:t>
+      </w:r>
+    </w:p>
+    <w:p>
+      <w:pPr>
+        <w:ind w:left="-993"/>
+      </w:pPr>
+      <w:r>
+        <w:t xml:space="preserve">В ответах сервера отсутствует </w:t>
+      </w:r>
+      <w:r>
+        <w:rPr>
+          <w:lang w:val="en-US"/>
+        </w:rPr>
+        <w:t>HTTP</w:t>
+      </w:r>
+      <w:r>
+        <w:t xml:space="preserve">-заголовок </w:t>
+      </w:r>
+      <w:r>
+        <w:rPr>
+          <w:lang w:val="en-US"/>
+        </w:rPr>
+        <w:t>Content</w:t>
+      </w:r>
+      <w:r>
+        <w:t>-</w:t>
+      </w:r>
+      <w:r>
+        <w:rPr>
+          <w:lang w:val="en-US"/>
+        </w:rPr>
+        <w:t>Security</w:t>
+      </w:r>
+      <w:r>
+        <w:t>-</w:t>
+      </w:r>
+      <w:r>
+        <w:rPr>
+          <w:lang w:val="en-US"/>
+        </w:rPr>
+        <w:t>Policy</w:t>
+      </w:r>
+      <w:r>
+        <w:t>, который ограничивает загрузку и выполнение потенциально опасного содержимого в браузере.</w:t>
+      </w:r>
+    </w:p>
+    <w:p>
+      <w:pPr>
+        <w:ind w:left="-993"/>
+      </w:pPr>
+      <w:r>
+        <w:t>Н</w:t>
+      </w:r>
+      <w:r>
+        <w:t>айдено</w:t>
+      </w:r>
+      <w:r>
+        <w:t xml:space="preserve"> - </w:t>
+      </w:r>
+      <w:r>
+        <w:rPr>
+          <w:lang w:val="en-US"/>
+        </w:rPr>
+        <w:t>URL</w:t>
+      </w:r>
+      <w:r>
+        <w:t xml:space="preserve">: </w:t>
+      </w:r>
+      <w:hyperlink r:id="rId8" w:history="1">
+        <w:r>
+          <w:rPr>
+            <w:rStyle w:val="a4"/>
+            <w:lang w:val="en-US"/>
+          </w:rPr>
+          <w:t>http</w:t>
+        </w:r>
+        <w:r>
+          <w:rPr>
+            <w:rStyle w:val="a4"/>
+          </w:rPr>
+          <w:t>://172.17.0.2:5000/</w:t>
+        </w:r>
+      </w:hyperlink>
+      <w:r>
+        <w:rPr>
+          <w:lang w:val="en-US"/>
+        </w:rPr>
+        <w:t>.</w:t>
+      </w:r>
+      <w:r>
+        <w:t xml:space="preserve"> </w:t>
+      </w:r>
+      <w:r>
+        <w:t xml:space="preserve">Метод: </w:t>
+      </w:r>
+      <w:r>
+        <w:rPr>
+          <w:lang w:val="en-US"/>
+        </w:rPr>
+        <w:t>GET</w:t>
+      </w:r>
+      <w:r>
+        <w:t xml:space="preserve">. </w:t>
+      </w:r>
+      <w:r>
+        <w:t xml:space="preserve">Параметр: отсутствует (анализ </w:t>
+      </w:r>
+      <w:r>
+        <w:rPr>
+          <w:lang w:val="en-US"/>
+        </w:rPr>
+        <w:t>HTTP</w:t>
+      </w:r>
+      <w:r>
+        <w:t>-ответа)</w:t>
+      </w:r>
+    </w:p>
+    <w:p>
+      <w:pPr>
+        <w:ind w:left="-993"/>
+      </w:pPr>
+      <w:r>
+        <w:t>Открыть главную страницу приложения.</w:t>
+      </w:r>
+      <w:r>
+        <w:t xml:space="preserve"> </w:t>
+      </w:r>
+      <w:r>
+        <w:t xml:space="preserve">Проверить отсутствие заголовка </w:t>
+      </w:r>
+      <w:r>
+        <w:rPr>
+          <w:lang w:val="en-US"/>
+        </w:rPr>
+        <w:t>Content</w:t>
+      </w:r>
+      <w:r>
+        <w:t>-</w:t>
+      </w:r>
+      <w:r>
+        <w:rPr>
+          <w:lang w:val="en-US"/>
+        </w:rPr>
+        <w:t>Security</w:t>
+      </w:r>
+      <w:r>
+        <w:t>-</w:t>
+      </w:r>
+      <w:r>
+        <w:rPr>
+          <w:lang w:val="en-US"/>
+        </w:rPr>
+        <w:t>Policy</w:t>
+      </w:r>
+      <w:r>
+        <w:t>.</w:t>
+      </w:r>
+    </w:p>
+    <w:p>
+      <w:pPr>
+        <w:ind w:left="-993"/>
+      </w:pPr>
+      <w:r>
+        <w:t xml:space="preserve">В </w:t>
+      </w:r>
+      <w:r>
+        <w:rPr>
+          <w:lang w:val="en-US"/>
+        </w:rPr>
+        <w:t>HTTP</w:t>
+      </w:r>
+      <w:r>
+        <w:t>-ответе отсутствует заголовок:</w:t>
+      </w:r>
+      <w:r>
+        <w:t xml:space="preserve"> </w:t>
+      </w:r>
+      <w:r>
+        <w:rPr>
+          <w:lang w:val="en-US"/>
+        </w:rPr>
+        <w:t>Content</w:t>
+      </w:r>
+      <w:r>
+        <w:t>-</w:t>
+      </w:r>
+      <w:r>
+        <w:rPr>
+          <w:lang w:val="en-US"/>
+        </w:rPr>
+        <w:t>Security</w:t>
+      </w:r>
+      <w:r>
+        <w:t>-</w:t>
+      </w:r>
+      <w:r>
+        <w:rPr>
+          <w:lang w:val="en-US"/>
+        </w:rPr>
+        <w:t>Policy</w:t>
+      </w:r>
+    </w:p>
+    <w:p>
+      <w:pPr>
+        <w:ind w:left="-993"/>
+      </w:pPr>
+      <w:r>
+        <w:t xml:space="preserve">Риск </w:t>
+      </w:r>
+      <w:r>
+        <w:t xml:space="preserve">- </w:t>
+      </w:r>
+      <w:r>
+        <w:t xml:space="preserve">При наличии </w:t>
+      </w:r>
+      <w:r>
+        <w:rPr>
+          <w:lang w:val="en-US"/>
+        </w:rPr>
+        <w:t>XSS</w:t>
+      </w:r>
+      <w:r>
+        <w:t xml:space="preserve">-уязвимости злоумышленник сможет выполнять вредоносный </w:t>
+      </w:r>
+      <w:r>
+        <w:rPr>
+          <w:lang w:val="en-US"/>
+        </w:rPr>
+        <w:t>JavaScript</w:t>
+      </w:r>
+      <w:r>
+        <w:t xml:space="preserve"> с меньшими ограничениями со стороны браузера.</w:t>
+      </w:r>
+    </w:p>
+    <w:p>
+      <w:pPr>
+        <w:ind w:left="-993"/>
+      </w:pPr>
+      <w:r>
+        <w:t>Рекомендации по исправлению</w:t>
+      </w:r>
+      <w:r>
+        <w:t xml:space="preserve"> - </w:t>
+      </w:r>
+      <w:r>
+        <w:t xml:space="preserve">добавить </w:t>
+      </w:r>
+      <w:r>
+        <w:rPr>
+          <w:lang w:val="en-US"/>
+        </w:rPr>
+        <w:t>HTTP</w:t>
+      </w:r>
+      <w:r>
+        <w:t>-заголовок:</w:t>
+      </w:r>
+      <w:r>
+        <w:t xml:space="preserve"> </w:t>
+      </w:r>
+      <w:r>
+        <w:rPr>
+          <w:lang w:val="en-US"/>
+        </w:rPr>
+        <w:t>Content</w:t>
+      </w:r>
+      <w:r>
+        <w:t>-</w:t>
+      </w:r>
+      <w:r>
+        <w:rPr>
+          <w:lang w:val="en-US"/>
+        </w:rPr>
+        <w:t>Security</w:t>
+      </w:r>
+      <w:r>
+        <w:t>-</w:t>
+      </w:r>
+      <w:r>
+        <w:rPr>
+          <w:lang w:val="en-US"/>
+        </w:rPr>
+        <w:t>Policy</w:t>
+      </w:r>
+      <w:r>
+        <w:t xml:space="preserve">: </w:t>
+      </w:r>
+      <w:r>
+        <w:rPr>
+          <w:lang w:val="en-US"/>
+        </w:rPr>
+        <w:t>default</w:t>
+      </w:r>
+      <w:r>
+        <w:t>-</w:t>
+      </w:r>
+      <w:proofErr w:type="spellStart"/>
+      <w:r>
+        <w:rPr>
+          <w:lang w:val="en-US"/>
+        </w:rPr>
+        <w:t>src</w:t>
+      </w:r>
+      <w:proofErr w:type="spellEnd"/>
+      <w:r>
+        <w:t xml:space="preserve"> '</w:t>
+      </w:r>
+      <w:r>
+        <w:rPr>
+          <w:lang w:val="en-US"/>
+        </w:rPr>
+        <w:t>self</w:t>
+      </w:r>
+      <w:r>
+        <w:t>';</w:t>
+      </w:r>
+    </w:p>
+    <w:p>
+      <w:pPr>
+        <w:ind w:left="-993"/>
+        <w:rPr>
+          <w:lang w:val="en-US"/>
+        </w:rPr>
+      </w:pPr>
       <w:bookmarkStart w:id="0" w:name="_GoBack"/>
       <w:bookmarkEnd w:id="0"/>
+    </w:p>
+    <w:p>
+      <w:pPr>
+        <w:ind w:left="-993"/>
+        <w:rPr>
+          <w:lang w:val="en-US"/>
+        </w:rPr>
+      </w:pPr>
+      <w:r>
+        <w:rPr>
+          <w:lang w:val="en-US"/>
+        </w:rPr>
+        <w:t>2. Missing Anti-clickjacking Header</w:t>
+      </w:r>
+    </w:p>
+    <w:p>
+      <w:pPr>
+        <w:ind w:left="-993"/>
+        <w:rPr>
+          <w:lang w:val="en-US"/>
+        </w:rPr>
+      </w:pPr>
+      <w:r>
+        <w:t>Краткое</w:t>
+      </w:r>
+      <w:r>
+        <w:rPr>
+          <w:lang w:val="en-US"/>
+        </w:rPr>
+        <w:t xml:space="preserve"> </w:t>
+      </w:r>
+      <w:r>
+        <w:t>описание</w:t>
+      </w:r>
+    </w:p>
+    <w:p>
+      <w:pPr>
+        <w:ind w:left="-993"/>
+        <w:rPr>
+          <w:lang w:val="en-US"/>
+        </w:rPr>
+      </w:pPr>
+    </w:p>
+    <w:p>
+      <w:pPr>
+        <w:ind w:left="-993"/>
+      </w:pPr>
+      <w:r>
+        <w:t xml:space="preserve">В ответах сервера отсутствует защита от </w:t>
+      </w:r>
+      <w:proofErr w:type="spellStart"/>
+      <w:r>
+        <w:t>Clickjacking</w:t>
+      </w:r>
+      <w:proofErr w:type="spellEnd"/>
+      <w:r>
+        <w:t>.</w:t>
+      </w:r>
+    </w:p>
+    <w:p>
+      <w:pPr>
+        <w:ind w:left="-993"/>
+      </w:pPr>
+    </w:p>
+    <w:p>
+      <w:pPr>
+        <w:ind w:left="-993"/>
+      </w:pPr>
+      <w:r>
+        <w:t>Где найдено</w:t>
+      </w:r>
+    </w:p>
+    <w:p>
+      <w:pPr>
+        <w:ind w:left="-993"/>
+      </w:pPr>
+      <w:r>
+        <w:t>URL: http://172.17.0.2:5000/</w:t>
+      </w:r>
+    </w:p>
+    <w:p>
+      <w:pPr>
+        <w:ind w:left="-993"/>
+      </w:pPr>
+      <w:r>
+        <w:t>Метод: GET</w:t>
+      </w:r>
+    </w:p>
+    <w:p>
+      <w:pPr>
+        <w:ind w:left="-993"/>
+      </w:pPr>
+      <w:r>
+        <w:t>Параметр: отсутствует</w:t>
+      </w:r>
+    </w:p>
+    <w:p>
+      <w:pPr>
+        <w:ind w:left="-993"/>
+      </w:pPr>
+      <w:r>
+        <w:t>Как воспроизвести</w:t>
+      </w:r>
+    </w:p>
+    <w:p>
+      <w:pPr>
+        <w:ind w:left="-993"/>
+      </w:pPr>
+      <w:r>
+        <w:t>Выполнить запрос к главной странице.</w:t>
+      </w:r>
+    </w:p>
+    <w:p>
+      <w:pPr>
+        <w:ind w:left="-993"/>
+      </w:pPr>
+      <w:r>
+        <w:t>Проверить HTTP-ответ.</w:t>
+      </w:r>
+    </w:p>
+    <w:p>
+      <w:pPr>
+        <w:ind w:left="-993"/>
+      </w:pPr>
+    </w:p>
+    <w:p>
+      <w:pPr>
+        <w:ind w:left="-993"/>
+      </w:pPr>
+      <w:r>
+        <w:t xml:space="preserve">HAR-файл: </w:t>
+      </w:r>
+      <w:proofErr w:type="spellStart"/>
+      <w:r>
+        <w:t>anti_clickjacking.har</w:t>
+      </w:r>
+      <w:proofErr w:type="spellEnd"/>
+    </w:p>
+    <w:p>
+      <w:pPr>
+        <w:ind w:left="-993"/>
+      </w:pPr>
+    </w:p>
+    <w:p>
+      <w:pPr>
+        <w:ind w:left="-993"/>
+      </w:pPr>
+      <w:r>
+        <w:t>Фактическое доказательство</w:t>
+      </w:r>
+    </w:p>
+    <w:p>
+      <w:pPr>
+        <w:ind w:left="-993"/>
+      </w:pPr>
+    </w:p>
+    <w:p>
+      <w:pPr>
+        <w:ind w:left="-993"/>
+      </w:pPr>
+      <w:r>
+        <w:t>В ответе отсутствует заголовок:</w:t>
+      </w:r>
+    </w:p>
+    <w:p>
+      <w:pPr>
+        <w:ind w:left="-993"/>
+      </w:pPr>
+    </w:p>
+    <w:p>
+      <w:pPr>
+        <w:ind w:left="-993"/>
+      </w:pPr>
+      <w:r>
+        <w:t>X-</w:t>
+      </w:r>
+      <w:proofErr w:type="spellStart"/>
+      <w:r>
+        <w:t>Frame</w:t>
+      </w:r>
+      <w:proofErr w:type="spellEnd"/>
+      <w:r>
+        <w:t>-</w:t>
+      </w:r>
+      <w:proofErr w:type="spellStart"/>
+      <w:r>
+        <w:t>Options</w:t>
+      </w:r>
+      <w:proofErr w:type="spellEnd"/>
+    </w:p>
+    <w:p>
+      <w:pPr>
+        <w:ind w:left="-993"/>
+      </w:pPr>
+      <w:r>
+        <w:t>Риск / влияние</w:t>
+      </w:r>
+    </w:p>
+    <w:p>
+      <w:pPr>
+        <w:ind w:left="-993"/>
+      </w:pPr>
+    </w:p>
+    <w:p>
+      <w:pPr>
+        <w:ind w:left="-993"/>
+      </w:pPr>
+      <w:r>
+        <w:lastRenderedPageBreak/>
+        <w:t>Злоумышленник может встроить страницу приложения в &lt;</w:t>
+      </w:r>
+      <w:proofErr w:type="spellStart"/>
+      <w:r>
+        <w:t>iframe</w:t>
+      </w:r>
+      <w:proofErr w:type="spellEnd"/>
+      <w:r>
+        <w:t>&gt; и обманом заставить пользователя выполнить нежелательные действия.</w:t>
+      </w:r>
+    </w:p>
+    <w:p>
+      <w:pPr>
+        <w:ind w:left="-993"/>
+      </w:pPr>
+    </w:p>
+    <w:p>
+      <w:pPr>
+        <w:ind w:left="-993"/>
+      </w:pPr>
+      <w:r>
+        <w:t>Рекомендации по исправлению</w:t>
+      </w:r>
+    </w:p>
+    <w:p>
+      <w:pPr>
+        <w:ind w:left="-993"/>
+      </w:pPr>
+      <w:r>
+        <w:t>добавить</w:t>
+      </w:r>
+    </w:p>
+    <w:p>
+      <w:pPr>
+        <w:ind w:left="-993"/>
+      </w:pPr>
+      <w:r>
+        <w:t>X-</w:t>
+      </w:r>
+      <w:proofErr w:type="spellStart"/>
+      <w:r>
+        <w:t>Frame</w:t>
+      </w:r>
+      <w:proofErr w:type="spellEnd"/>
+      <w:r>
+        <w:t>-</w:t>
+      </w:r>
+      <w:proofErr w:type="spellStart"/>
+      <w:r>
+        <w:t>Options</w:t>
+      </w:r>
+      <w:proofErr w:type="spellEnd"/>
+      <w:r>
+        <w:t>: DENY</w:t>
+      </w:r>
+    </w:p>
+    <w:p>
+      <w:pPr>
+        <w:ind w:left="-993"/>
+      </w:pPr>
+    </w:p>
+    <w:p>
+      <w:pPr>
+        <w:ind w:left="-993"/>
+        <w:rPr>
+          <w:lang w:val="en-US"/>
+        </w:rPr>
+      </w:pPr>
+      <w:r>
+        <w:t>или</w:t>
+      </w:r>
+    </w:p>
+    <w:p>
+      <w:pPr>
+        <w:ind w:left="-993"/>
+        <w:rPr>
+          <w:lang w:val="en-US"/>
+        </w:rPr>
+      </w:pPr>
+    </w:p>
+    <w:p>
+      <w:pPr>
+        <w:ind w:left="-993"/>
+        <w:rPr>
+          <w:lang w:val="en-US"/>
+        </w:rPr>
+      </w:pPr>
+      <w:r>
+        <w:rPr>
+          <w:lang w:val="en-US"/>
+        </w:rPr>
+        <w:t>Content-Security-Policy: frame-ancestors 'none';</w:t>
+      </w:r>
+    </w:p>
+    <w:p>
+      <w:pPr>
+        <w:ind w:left="-993"/>
+        <w:rPr>
+          <w:lang w:val="en-US"/>
+        </w:rPr>
+      </w:pPr>
+      <w:r>
+        <w:rPr>
+          <w:lang w:val="en-US"/>
+        </w:rPr>
+        <w:t>3. Server Leaks Version Information</w:t>
+      </w:r>
+    </w:p>
+    <w:p>
+      <w:pPr>
+        <w:ind w:left="-993"/>
+        <w:rPr>
+          <w:lang w:val="en-US"/>
+        </w:rPr>
+      </w:pPr>
+      <w:r>
+        <w:t>Краткое</w:t>
+      </w:r>
+      <w:r>
+        <w:rPr>
+          <w:lang w:val="en-US"/>
+        </w:rPr>
+        <w:t xml:space="preserve"> </w:t>
+      </w:r>
+      <w:r>
+        <w:t>описание</w:t>
+      </w:r>
+    </w:p>
+    <w:p>
+      <w:pPr>
+        <w:ind w:left="-993"/>
+        <w:rPr>
+          <w:lang w:val="en-US"/>
+        </w:rPr>
+      </w:pPr>
+    </w:p>
+    <w:p>
+      <w:pPr>
+        <w:ind w:left="-993"/>
+      </w:pPr>
+      <w:r>
+        <w:t>Сервер раскрывает информацию о программном обеспечении и его версии.</w:t>
+      </w:r>
+    </w:p>
+    <w:p>
+      <w:pPr>
+        <w:ind w:left="-993"/>
+      </w:pPr>
+    </w:p>
+    <w:p>
+      <w:pPr>
+        <w:ind w:left="-993"/>
+      </w:pPr>
+      <w:r>
+        <w:t>Где найдено</w:t>
+      </w:r>
+    </w:p>
+    <w:p>
+      <w:pPr>
+        <w:ind w:left="-993"/>
+      </w:pPr>
+      <w:r>
+        <w:t>URL: http://172.17.0.2:5000/</w:t>
+      </w:r>
+    </w:p>
+    <w:p>
+      <w:pPr>
+        <w:ind w:left="-993"/>
+      </w:pPr>
+      <w:r>
+        <w:t>Метод: GET</w:t>
+      </w:r>
+    </w:p>
+    <w:p>
+      <w:pPr>
+        <w:ind w:left="-993"/>
+      </w:pPr>
+      <w:r>
+        <w:t>Параметр: отсутствует</w:t>
+      </w:r>
+    </w:p>
+    <w:p>
+      <w:pPr>
+        <w:ind w:left="-993"/>
+      </w:pPr>
+      <w:r>
+        <w:t>Как воспроизвести</w:t>
+      </w:r>
+    </w:p>
+    <w:p>
+      <w:pPr>
+        <w:ind w:left="-993"/>
+      </w:pPr>
+      <w:r>
+        <w:t>Выполнить запрос к приложению.</w:t>
+      </w:r>
+    </w:p>
+    <w:p>
+      <w:pPr>
+        <w:ind w:left="-993"/>
+      </w:pPr>
+      <w:r>
+        <w:t>Проверить заголовки ответа.</w:t>
+      </w:r>
+    </w:p>
+    <w:p>
+      <w:pPr>
+        <w:ind w:left="-993"/>
+      </w:pPr>
+    </w:p>
+    <w:p>
+      <w:pPr>
+        <w:ind w:left="-993"/>
+      </w:pPr>
+      <w:r>
+        <w:t xml:space="preserve">HAR-файл: </w:t>
+      </w:r>
+      <w:proofErr w:type="spellStart"/>
+      <w:r>
+        <w:t>server_version.har</w:t>
+      </w:r>
+      <w:proofErr w:type="spellEnd"/>
+    </w:p>
+    <w:p>
+      <w:pPr>
+        <w:ind w:left="-993"/>
+      </w:pPr>
+    </w:p>
+    <w:p>
+      <w:pPr>
+        <w:ind w:left="-993"/>
+      </w:pPr>
+      <w:r>
+        <w:t>Фактическое доказательство</w:t>
+      </w:r>
+    </w:p>
+    <w:p>
+      <w:pPr>
+        <w:ind w:left="-993"/>
+      </w:pPr>
+    </w:p>
+    <w:p>
+      <w:pPr>
+        <w:ind w:left="-993"/>
+      </w:pPr>
+      <w:r>
+        <w:t>Сервер возвращает:</w:t>
+      </w:r>
+    </w:p>
+    <w:p>
+      <w:pPr>
+        <w:ind w:left="-993"/>
+      </w:pPr>
+    </w:p>
+    <w:p>
+      <w:pPr>
+        <w:ind w:left="-993"/>
+      </w:pPr>
+      <w:proofErr w:type="spellStart"/>
+      <w:r>
+        <w:t>Server</w:t>
+      </w:r>
+      <w:proofErr w:type="spellEnd"/>
+      <w:r>
+        <w:t xml:space="preserve">: </w:t>
+      </w:r>
+      <w:proofErr w:type="spellStart"/>
+      <w:r>
+        <w:t>Werkzeug</w:t>
+      </w:r>
+      <w:proofErr w:type="spellEnd"/>
+      <w:r>
+        <w:t xml:space="preserve">/3.1.5 </w:t>
+      </w:r>
+      <w:proofErr w:type="spellStart"/>
+      <w:r>
+        <w:t>Python</w:t>
+      </w:r>
+      <w:proofErr w:type="spellEnd"/>
+      <w:r>
+        <w:t>/3.11.14</w:t>
+      </w:r>
+    </w:p>
+    <w:p>
+      <w:pPr>
+        <w:ind w:left="-993"/>
+      </w:pPr>
+      <w:r>
+        <w:t>Риск / влияние</w:t>
+      </w:r>
+    </w:p>
+    <w:p>
+      <w:pPr>
+        <w:ind w:left="-993"/>
+      </w:pPr>
+    </w:p>
+    <w:p>
+      <w:pPr>
+        <w:ind w:left="-993"/>
+      </w:pPr>
+      <w:r>
+        <w:lastRenderedPageBreak/>
+        <w:t>Раскрытие версии программного обеспечения облегчает злоумышленнику подбор известных уязвимостей для используемых компонентов.</w:t>
+      </w:r>
+    </w:p>
+    <w:p>
+      <w:pPr>
+        <w:ind w:left="-993"/>
+      </w:pPr>
+    </w:p>
+    <w:p>
+      <w:pPr>
+        <w:ind w:left="-993"/>
+      </w:pPr>
+      <w:r>
+        <w:t>Рекомендации по исправлению</w:t>
+      </w:r>
+    </w:p>
+    <w:p>
+      <w:pPr>
+        <w:ind w:left="-993"/>
+      </w:pPr>
+      <w:r>
+        <w:t xml:space="preserve">скрыть или удалить заголовок </w:t>
+      </w:r>
+      <w:proofErr w:type="spellStart"/>
+      <w:r>
+        <w:t>Server</w:t>
+      </w:r>
+      <w:proofErr w:type="spellEnd"/>
+      <w:r>
+        <w:t>;</w:t>
+      </w:r>
+    </w:p>
+    <w:p>
+      <w:pPr>
+        <w:ind w:left="-993"/>
+      </w:pPr>
+      <w:r>
+        <w:t xml:space="preserve">использовать </w:t>
+      </w:r>
+      <w:proofErr w:type="spellStart"/>
+      <w:r>
+        <w:t>reverse</w:t>
+      </w:r>
+      <w:proofErr w:type="spellEnd"/>
+      <w:r>
+        <w:t xml:space="preserve"> </w:t>
+      </w:r>
+      <w:proofErr w:type="spellStart"/>
+      <w:r>
+        <w:t>proxy</w:t>
+      </w:r>
+      <w:proofErr w:type="spellEnd"/>
+      <w:r>
+        <w:t>;</w:t>
+      </w:r>
+    </w:p>
+    <w:p>
+      <w:pPr>
+        <w:ind w:left="-993"/>
+      </w:pPr>
+      <w:r>
+        <w:t>своевременно обновлять компоненты.</w:t>
+      </w:r>
+    </w:p>
+    <w:p>
+      <w:pPr>
+        <w:ind w:left="-993"/>
+        <w:rPr>
+          <w:lang w:val="en-US"/>
+        </w:rPr>
+      </w:pPr>
+      <w:r>
+        <w:rPr>
+          <w:lang w:val="en-US"/>
+        </w:rPr>
+        <w:t>4. X-Content-Type-Options Header Missing</w:t>
+      </w:r>
+    </w:p>
+    <w:p>
+      <w:pPr>
+        <w:ind w:left="-993"/>
+      </w:pPr>
+      <w:r>
+        <w:t>Краткое описание</w:t>
+      </w:r>
+    </w:p>
+    <w:p>
+      <w:pPr>
+        <w:ind w:left="-993"/>
+      </w:pPr>
+    </w:p>
+    <w:p>
+      <w:pPr>
+        <w:ind w:left="-993"/>
+      </w:pPr>
+      <w:r>
+        <w:t>В ответах сервера отсутствует заголовок X-</w:t>
+      </w:r>
+      <w:proofErr w:type="spellStart"/>
+      <w:r>
+        <w:t>Content</w:t>
+      </w:r>
+      <w:proofErr w:type="spellEnd"/>
+      <w:r>
+        <w:t>-</w:t>
+      </w:r>
+      <w:proofErr w:type="spellStart"/>
+      <w:r>
+        <w:t>Type-Options</w:t>
+      </w:r>
+      <w:proofErr w:type="spellEnd"/>
+      <w:r>
+        <w:t>.</w:t>
+      </w:r>
+    </w:p>
+    <w:p>
+      <w:pPr>
+        <w:ind w:left="-993"/>
+      </w:pPr>
+    </w:p>
+    <w:p>
+      <w:pPr>
+        <w:ind w:left="-993"/>
+      </w:pPr>
+      <w:r>
+        <w:t>Где найдено</w:t>
+      </w:r>
+    </w:p>
+    <w:p>
+      <w:pPr>
+        <w:ind w:left="-993"/>
+      </w:pPr>
+      <w:r>
+        <w:t>URL: http://172.17.0.2:5000/</w:t>
+      </w:r>
+    </w:p>
+    <w:p>
+      <w:pPr>
+        <w:ind w:left="-993"/>
+      </w:pPr>
+      <w:r>
+        <w:t>Метод: GET</w:t>
+      </w:r>
+    </w:p>
+    <w:p>
+      <w:pPr>
+        <w:ind w:left="-993"/>
+      </w:pPr>
+      <w:r>
+        <w:t>Параметр: отсутствует</w:t>
+      </w:r>
+    </w:p>
+    <w:p>
+      <w:pPr>
+        <w:ind w:left="-993"/>
+      </w:pPr>
+      <w:r>
+        <w:t>Как воспроизвести</w:t>
+      </w:r>
+    </w:p>
+    <w:p>
+      <w:pPr>
+        <w:ind w:left="-993"/>
+      </w:pPr>
+      <w:r>
+        <w:t>Выполнить запрос к приложению.</w:t>
+      </w:r>
+    </w:p>
+    <w:p>
+      <w:pPr>
+        <w:ind w:left="-993"/>
+        <w:rPr>
+          <w:lang w:val="en-US"/>
+        </w:rPr>
+      </w:pPr>
+      <w:r>
+        <w:t>Проверить</w:t>
+      </w:r>
+      <w:r>
+        <w:rPr>
+          <w:lang w:val="en-US"/>
+        </w:rPr>
+        <w:t xml:space="preserve"> HTTP-</w:t>
+      </w:r>
+      <w:r>
+        <w:t>заголовки</w:t>
+      </w:r>
+      <w:r>
+        <w:rPr>
+          <w:lang w:val="en-US"/>
+        </w:rPr>
+        <w:t>.</w:t>
+      </w:r>
+    </w:p>
+    <w:p>
+      <w:pPr>
+        <w:ind w:left="-993"/>
+        <w:rPr>
+          <w:lang w:val="en-US"/>
+        </w:rPr>
+      </w:pPr>
+    </w:p>
+    <w:p>
+      <w:pPr>
+        <w:ind w:left="-993"/>
+        <w:rPr>
+          <w:lang w:val="en-US"/>
+        </w:rPr>
+      </w:pPr>
+      <w:r>
+        <w:rPr>
+          <w:lang w:val="en-US"/>
+        </w:rPr>
+        <w:t>HAR-</w:t>
+      </w:r>
+      <w:r>
+        <w:t>файл</w:t>
+      </w:r>
+      <w:r>
+        <w:rPr>
+          <w:lang w:val="en-US"/>
+        </w:rPr>
+        <w:t>: x_content_type_options.har</w:t>
+      </w:r>
+    </w:p>
+    <w:p>
+      <w:pPr>
+        <w:ind w:left="-993"/>
+        <w:rPr>
+          <w:lang w:val="en-US"/>
+        </w:rPr>
+      </w:pPr>
+    </w:p>
+    <w:p>
+      <w:pPr>
+        <w:ind w:left="-993"/>
+      </w:pPr>
+      <w:r>
+        <w:t>Фактическое доказательство</w:t>
+      </w:r>
+    </w:p>
+    <w:p>
+      <w:pPr>
+        <w:ind w:left="-993"/>
+      </w:pPr>
+    </w:p>
+    <w:p>
+      <w:pPr>
+        <w:ind w:left="-993"/>
+      </w:pPr>
+      <w:r>
+        <w:t>Отсутствует заголовок:</w:t>
+      </w:r>
+    </w:p>
+    <w:p>
+      <w:pPr>
+        <w:ind w:left="-993"/>
+      </w:pPr>
+    </w:p>
+    <w:p>
+      <w:pPr>
+        <w:ind w:left="-993"/>
+      </w:pPr>
+      <w:r>
+        <w:t>X-</w:t>
+      </w:r>
+      <w:proofErr w:type="spellStart"/>
+      <w:r>
+        <w:t>Content</w:t>
+      </w:r>
+      <w:proofErr w:type="spellEnd"/>
+      <w:r>
+        <w:t>-</w:t>
+      </w:r>
+      <w:proofErr w:type="spellStart"/>
+      <w:r>
+        <w:t>Type-Options</w:t>
+      </w:r>
+      <w:proofErr w:type="spellEnd"/>
+      <w:r>
+        <w:t xml:space="preserve">: </w:t>
+      </w:r>
+      <w:proofErr w:type="spellStart"/>
+      <w:r>
+        <w:t>nosniff</w:t>
+      </w:r>
+      <w:proofErr w:type="spellEnd"/>
+    </w:p>
+    <w:p>
+      <w:pPr>
+        <w:ind w:left="-993"/>
+      </w:pPr>
+      <w:r>
+        <w:t>Риск / влияние</w:t>
+      </w:r>
+    </w:p>
+    <w:p>
+      <w:pPr>
+        <w:ind w:left="-993"/>
+      </w:pPr>
+    </w:p>
+    <w:p>
+      <w:pPr>
+        <w:ind w:left="-993"/>
+      </w:pPr>
+      <w:r>
+        <w:t>Браузер может неверно определить MIME-тип содержимого, что в некоторых случаях повышает риск выполнения вредоносного кода.</w:t>
+      </w:r>
+    </w:p>
+    <w:p>
+      <w:pPr>
+        <w:ind w:left="-993"/>
+      </w:pPr>
+    </w:p>
+    <w:p>
+      <w:pPr>
+        <w:ind w:left="-993"/>
+      </w:pPr>
+      <w:r>
+        <w:t>Рекомендации по исправлению</w:t>
+      </w:r>
+    </w:p>
+    <w:p>
+      <w:pPr>
+        <w:ind w:left="-993"/>
+      </w:pPr>
+    </w:p>
+    <w:p>
+      <w:pPr>
+        <w:ind w:left="-993"/>
+      </w:pPr>
+      <w:r>
+        <w:t>Добавить HTTP-заголовок:</w:t>
+      </w:r>
+    </w:p>
+    <w:p>
+      <w:pPr>
+        <w:ind w:left="-993"/>
+      </w:pPr>
+    </w:p>
+    <w:p>
+      <w:pPr>
+        <w:ind w:left="-993"/>
+        <w:rPr>
+          <w:lang w:val="en-US"/>
+        </w:rPr>
+      </w:pPr>
+      <w:r>
+        <w:rPr>
+          <w:lang w:val="en-US"/>
+        </w:rPr>
+        <w:t>X-Content-Type-Options: nosniff</w:t>
+      </w:r>
+    </w:p>
+    <w:p>
+      <w:pPr>
+        <w:ind w:left="-993"/>
+        <w:rPr>
+          <w:lang w:val="en-US"/>
+        </w:rPr>
+      </w:pPr>
+      <w:r>
+        <w:rPr>
+          <w:lang w:val="en-US"/>
+        </w:rPr>
+        <w:t>5. SQL Injection</w:t>
+      </w:r>
+    </w:p>
+    <w:p>
+      <w:pPr>
+        <w:ind w:left="-993"/>
+      </w:pPr>
+      <w:r>
+        <w:t>Краткое описание</w:t>
+      </w:r>
+    </w:p>
+    <w:p>
+      <w:pPr>
+        <w:ind w:left="-993"/>
+      </w:pPr>
+    </w:p>
+    <w:p>
+      <w:pPr>
+        <w:ind w:left="-993"/>
+      </w:pPr>
+      <w:r>
+        <w:t>Пользовательский ввод в параметре поиска используется при формировании SQL-запроса без параметризации, что позволяет изменить структуру запроса и получить данные из базы.</w:t>
+      </w:r>
+    </w:p>
+    <w:p>
+      <w:pPr>
+        <w:ind w:left="-993"/>
+      </w:pPr>
+    </w:p>
+    <w:p>
+      <w:pPr>
+        <w:ind w:left="-993"/>
+      </w:pPr>
+      <w:r>
+        <w:t>Где найдено</w:t>
+      </w:r>
+    </w:p>
+    <w:p>
+      <w:pPr>
+        <w:ind w:left="-993"/>
+      </w:pPr>
+      <w:r>
+        <w:t>URL: http://172.17.0.2:5000/search</w:t>
+      </w:r>
+    </w:p>
+    <w:p>
+      <w:pPr>
+        <w:ind w:left="-993"/>
+      </w:pPr>
+      <w:r>
+        <w:t>Метод: GET</w:t>
+      </w:r>
+    </w:p>
+    <w:p>
+      <w:pPr>
+        <w:ind w:left="-993"/>
+      </w:pPr>
+      <w:r>
+        <w:t>Параметр: q</w:t>
+      </w:r>
+    </w:p>
+    <w:p>
+      <w:pPr>
+        <w:ind w:left="-993"/>
+      </w:pPr>
+      <w:r>
+        <w:t>Как воспроизвести</w:t>
+      </w:r>
+    </w:p>
+    <w:p>
+      <w:pPr>
+        <w:ind w:left="-993"/>
+      </w:pPr>
+      <w:r>
+        <w:t>Перейти на страницу поиска.</w:t>
+      </w:r>
+    </w:p>
+    <w:p>
+      <w:pPr>
+        <w:ind w:left="-993"/>
+      </w:pPr>
+      <w:r>
+        <w:t>Ввести в поле поиска:</w:t>
+      </w:r>
+    </w:p>
+    <w:p>
+      <w:pPr>
+        <w:ind w:left="-993"/>
+      </w:pPr>
+      <w:r>
+        <w:t xml:space="preserve">' UNION SELECT </w:t>
+      </w:r>
+      <w:proofErr w:type="gramStart"/>
+      <w:r>
+        <w:t>NULL,NULL</w:t>
+      </w:r>
+      <w:proofErr w:type="gramEnd"/>
+      <w:r>
+        <w:t>,NULL--</w:t>
+      </w:r>
+    </w:p>
+    <w:p>
+      <w:pPr>
+        <w:ind w:left="-993"/>
+      </w:pPr>
+      <w:r>
+        <w:t>Отправить запрос.</w:t>
+      </w:r>
+    </w:p>
+    <w:p>
+      <w:pPr>
+        <w:ind w:left="-993"/>
+      </w:pPr>
+    </w:p>
+    <w:p>
+      <w:pPr>
+        <w:ind w:left="-993"/>
+      </w:pPr>
+      <w:r>
+        <w:t xml:space="preserve">HAR-файл: </w:t>
+      </w:r>
+      <w:proofErr w:type="spellStart"/>
+      <w:r>
+        <w:t>sql_injection.har</w:t>
+      </w:r>
+      <w:proofErr w:type="spellEnd"/>
+    </w:p>
+    <w:p>
+      <w:pPr>
+        <w:ind w:left="-993"/>
+      </w:pPr>
+    </w:p>
+    <w:p>
+      <w:pPr>
+        <w:ind w:left="-993"/>
+      </w:pPr>
+      <w:r>
+        <w:t>Фактическое доказательство</w:t>
+      </w:r>
+    </w:p>
+    <w:p>
+      <w:pPr>
+        <w:ind w:left="-993"/>
+      </w:pPr>
+    </w:p>
+    <w:p>
+      <w:pPr>
+        <w:ind w:left="-993"/>
+      </w:pPr>
+      <w:r>
+        <w:t>После отправки SQL-</w:t>
+      </w:r>
+      <w:proofErr w:type="spellStart"/>
+      <w:r>
+        <w:t>пейлоада</w:t>
+      </w:r>
+      <w:proofErr w:type="spellEnd"/>
+      <w:r>
+        <w:t xml:space="preserve"> сервер возвращает страницу с результатами, содержащими записи из базы данных:</w:t>
+      </w:r>
+    </w:p>
+    <w:p>
+      <w:pPr>
+        <w:ind w:left="-993"/>
+      </w:pPr>
+    </w:p>
+    <w:p>
+      <w:pPr>
+        <w:ind w:left="-993"/>
+      </w:pPr>
+      <w:proofErr w:type="spellStart"/>
+      <w:r>
+        <w:t>student</w:t>
+      </w:r>
+      <w:proofErr w:type="spellEnd"/>
+    </w:p>
+    <w:p>
+      <w:pPr>
+        <w:ind w:left="-993"/>
+      </w:pPr>
+      <w:proofErr w:type="spellStart"/>
+      <w:r>
+        <w:t>alice</w:t>
+      </w:r>
+      <w:proofErr w:type="spellEnd"/>
+    </w:p>
+    <w:p>
+      <w:pPr>
+        <w:ind w:left="-993"/>
+      </w:pPr>
+      <w:proofErr w:type="spellStart"/>
+      <w:r>
+        <w:t>admin</w:t>
+      </w:r>
+      <w:proofErr w:type="spellEnd"/>
+    </w:p>
+    <w:p>
+      <w:pPr>
+        <w:ind w:left="-993"/>
+      </w:pPr>
+    </w:p>
+    <w:p>
+      <w:pPr>
+        <w:ind w:left="-993"/>
+      </w:pPr>
+      <w:r>
+        <w:t>Это свидетельствует о выполнении операторов UNION SELECT и подтверждает наличие SQL-инъекции.</w:t>
+      </w:r>
+    </w:p>
+    <w:p>
+      <w:pPr>
+        <w:ind w:left="-993"/>
+      </w:pPr>
+    </w:p>
+    <w:p>
+      <w:pPr>
+        <w:ind w:left="-993"/>
+      </w:pPr>
+      <w:r>
+        <w:lastRenderedPageBreak/>
+        <w:t>Риск / влияние</w:t>
+      </w:r>
+    </w:p>
+    <w:p>
+      <w:pPr>
+        <w:ind w:left="-993"/>
+      </w:pPr>
+    </w:p>
+    <w:p>
+      <w:pPr>
+        <w:ind w:left="-993"/>
+      </w:pPr>
+      <w:r>
+        <w:t>Уязвимость позволяет злоумышленнику:</w:t>
+      </w:r>
+    </w:p>
+    <w:p>
+      <w:pPr>
+        <w:ind w:left="-993"/>
+      </w:pPr>
+    </w:p>
+    <w:p>
+      <w:pPr>
+        <w:ind w:left="-993"/>
+      </w:pPr>
+      <w:r>
+        <w:t>читать данные из базы данных;</w:t>
+      </w:r>
+    </w:p>
+    <w:p>
+      <w:pPr>
+        <w:ind w:left="-993"/>
+      </w:pPr>
+      <w:r>
+        <w:t>обходить ограничения приложения;</w:t>
+      </w:r>
+    </w:p>
+    <w:p>
+      <w:pPr>
+        <w:ind w:left="-993"/>
+      </w:pPr>
+      <w:r>
+        <w:t>изменять или удалять данные (в зависимости от прав учётной записи БД);</w:t>
+      </w:r>
+    </w:p>
+    <w:p>
+      <w:pPr>
+        <w:ind w:left="-993"/>
+      </w:pPr>
+      <w:r>
+        <w:t>получать конфиденциальную информацию.</w:t>
+      </w:r>
+    </w:p>
+    <w:p>
+      <w:pPr>
+        <w:ind w:left="-993"/>
+      </w:pPr>
+      <w:r>
+        <w:t>Рекомендации по исправлению</w:t>
+      </w:r>
+    </w:p>
+    <w:p>
+      <w:pPr>
+        <w:ind w:left="-993"/>
+      </w:pPr>
+      <w:r>
+        <w:t>использовать параметризованные SQL-запросы (</w:t>
+      </w:r>
+      <w:proofErr w:type="spellStart"/>
+      <w:r>
+        <w:t>Prepared</w:t>
+      </w:r>
+      <w:proofErr w:type="spellEnd"/>
+      <w:r>
+        <w:t xml:space="preserve"> </w:t>
+      </w:r>
+      <w:proofErr w:type="spellStart"/>
+      <w:r>
+        <w:t>Statements</w:t>
+      </w:r>
+      <w:proofErr w:type="spellEnd"/>
+      <w:r>
+        <w:t>);</w:t>
+      </w:r>
+    </w:p>
+    <w:p>
+      <w:pPr>
+        <w:ind w:left="-993"/>
+      </w:pPr>
+      <w:r>
+        <w:t>отказаться от конкатенации пользовательского ввода при построении SQL;</w:t>
+      </w:r>
+    </w:p>
+    <w:p>
+      <w:pPr>
+        <w:ind w:left="-993"/>
+      </w:pPr>
+      <w:r>
+        <w:t xml:space="preserve">выполнять серверную </w:t>
+      </w:r>
+      <w:proofErr w:type="spellStart"/>
+      <w:r>
+        <w:t>валидацию</w:t>
+      </w:r>
+      <w:proofErr w:type="spellEnd"/>
+      <w:r>
+        <w:t xml:space="preserve"> входных данных;</w:t>
+      </w:r>
+    </w:p>
+    <w:p>
+      <w:pPr>
+        <w:ind w:left="-993"/>
+      </w:pPr>
+      <w:r>
+        <w:t>применять принцип минимально необходимых привилегий для учётной записи базы данных;</w:t>
+      </w:r>
+    </w:p>
+    <w:p>
+      <w:pPr>
+        <w:ind w:left="-993"/>
+      </w:pPr>
+      <w:r>
+        <w:t>использовать ORM или безопасные библиотеки доступа к БД;</w:t>
+      </w:r>
+    </w:p>
+    <w:p>
+      <w:pPr>
+        <w:ind w:left="-993"/>
+      </w:pPr>
+      <w:r>
+        <w:t>настроить централизованную обработку ошибок без вывода диагностической информации пользователю.</w:t>
+      </w:r>
     </w:p>
     <w:sectPr>
       <w:pgSz w:w="11906" w:h="16838"/>
@@ -58,6 +1868,103 @@
     </w:sectPr>
   </w:body>
 </w:document>
+</file>
+
+<file path=word/numbering.xml><?xml version="1.0" encoding="utf-8"?>
+<w:numbering xmlns:wpc="http://schemas.microsoft.com/office/word/2010/wordprocessingCanvas" xmlns:cx="http://schemas.microsoft.com/office/drawing/2014/chartex" xmlns:cx1="http://schemas.microsoft.com/office/drawing/2015/9/8/chartex" xmlns:mc="http://schemas.openxmlformats.org/markup-compatibility/2006" xmlns:o="urn:schemas-microsoft-com:office:office" xmlns:r="http://schemas.openxmlformats.org/officeDocument/2006/relationships" xmlns:m="http://schemas.openxmlformats.org/officeDocument/2006/math" xmlns:v="urn:schemas-microsoft-com:vml" xmlns:wp14="http://schemas.microsoft.com/office/word/2010/wordprocessingDrawing" xmlns:wp="http://schemas.openxmlformats.org/drawingml/2006/wordprocessingDrawing" xmlns:w10="urn:schemas-microsoft-com:office:word" xmlns:w="http://schemas.openxmlformats.org/wordprocessingml/2006/main" xmlns:w14="http://schemas.microsoft.com/office/word/2010/wordml" xmlns:w15="http://schemas.microsoft.com/office/word/2012/wordml" xmlns:w16se="http://schemas.microsoft.com/office/word/2015/wordml/symex" xmlns:wpg="http://schemas.microsoft.com/office/word/2010/wordprocessingGroup" xmlns:wpi="http://schemas.microsoft.com/office/word/2010/wordprocessingInk" xmlns:wne="http://schemas.microsoft.com/office/word/2006/wordml" xmlns:wps="http://schemas.microsoft.com/office/word/2010/wordprocessingShape" mc:Ignorable="w14 w15 w16se wp14">
+  <w:abstractNum w:abstractNumId="0" w15:restartNumberingAfterBreak="0">
+    <w:nsid w:val="54BB4336"/>
+    <w:multiLevelType w:val="hybridMultilevel"/>
+    <w:tmpl w:val="1B0606FC"/>
+    <w:lvl w:ilvl="0" w:tplc="8C0299F0">
+      <w:start w:val="1"/>
+      <w:numFmt w:val="decimal"/>
+      <w:lvlText w:val="%1."/>
+      <w:lvlJc w:val="left"/>
+      <w:pPr>
+        <w:ind w:left="-633" w:hanging="360"/>
+      </w:pPr>
+      <w:rPr>
+        <w:rFonts w:hint="default"/>
+      </w:rPr>
+    </w:lvl>
+    <w:lvl w:ilvl="1" w:tplc="04190019" w:tentative="1">
+      <w:start w:val="1"/>
+      <w:numFmt w:val="lowerLetter"/>
+      <w:lvlText w:val="%2."/>
+      <w:lvlJc w:val="left"/>
+      <w:pPr>
+        <w:ind w:left="87" w:hanging="360"/>
+      </w:pPr>
+    </w:lvl>
+    <w:lvl w:ilvl="2" w:tplc="0419001B" w:tentative="1">
+      <w:start w:val="1"/>
+      <w:numFmt w:val="lowerRoman"/>
+      <w:lvlText w:val="%3."/>
+      <w:lvlJc w:val="right"/>
+      <w:pPr>
+        <w:ind w:left="807" w:hanging="180"/>
+      </w:pPr>
+    </w:lvl>
+    <w:lvl w:ilvl="3" w:tplc="0419000F" w:tentative="1">
+      <w:start w:val="1"/>
+      <w:numFmt w:val="decimal"/>
+      <w:lvlText w:val="%4."/>
+      <w:lvlJc w:val="left"/>
+      <w:pPr>
+        <w:ind w:left="1527" w:hanging="360"/>
+      </w:pPr>
+    </w:lvl>
+    <w:lvl w:ilvl="4" w:tplc="04190019" w:tentative="1">
+      <w:start w:val="1"/>
+      <w:numFmt w:val="lowerLetter"/>
+      <w:lvlText w:val="%5."/>
+      <w:lvlJc w:val="left"/>
+      <w:pPr>
+        <w:ind w:left="2247" w:hanging="360"/>
+      </w:pPr>
+    </w:lvl>
+    <w:lvl w:ilvl="5" w:tplc="0419001B" w:tentative="1">
+      <w:start w:val="1"/>
+      <w:numFmt w:val="lowerRoman"/>
+      <w:lvlText w:val="%6."/>
+      <w:lvlJc w:val="right"/>
+      <w:pPr>
+        <w:ind w:left="2967" w:hanging="180"/>
+      </w:pPr>
+    </w:lvl>
+    <w:lvl w:ilvl="6" w:tplc="0419000F" w:tentative="1">
+      <w:start w:val="1"/>
+      <w:numFmt w:val="decimal"/>
+      <w:lvlText w:val="%7."/>
+      <w:lvlJc w:val="left"/>
+      <w:pPr>
+        <w:ind w:left="3687" w:hanging="360"/>
+      </w:pPr>
+    </w:lvl>
+    <w:lvl w:ilvl="7" w:tplc="04190019" w:tentative="1">
+      <w:start w:val="1"/>
+      <w:numFmt w:val="lowerLetter"/>
+      <w:lvlText w:val="%8."/>
+      <w:lvlJc w:val="left"/>
+      <w:pPr>
+        <w:ind w:left="4407" w:hanging="360"/>
+      </w:pPr>
+    </w:lvl>
+    <w:lvl w:ilvl="8" w:tplc="0419001B" w:tentative="1">
+      <w:start w:val="1"/>
+      <w:numFmt w:val="lowerRoman"/>
+      <w:lvlText w:val="%9."/>
+      <w:lvlJc w:val="right"/>
+      <w:pPr>
+        <w:ind w:left="5127" w:hanging="180"/>
+      </w:pPr>
+    </w:lvl>
+  </w:abstractNum>
+  <w:num w:numId="1">
+    <w:abstractNumId w:val="0"/>
+  </w:num>
+</w:numbering>
 </file>
 
 <file path=word/styles.xml><?xml version="1.0" encoding="utf-8"?>
@@ -481,6 +2388,28 @@
     <w:semiHidden/>
     <w:unhideWhenUsed/>
   </w:style>
+  <w:style w:type="paragraph" w:styleId="a3">
+    <w:name w:val="List Paragraph"/>
+    <w:basedOn w:val="a"/>
+    <w:uiPriority w:val="34"/>
+    <w:qFormat/>
+    <w:rsid w:val="00120528"/>
+    <w:pPr>
+      <w:ind w:left="720"/>
+      <w:contextualSpacing/>
+    </w:pPr>
+  </w:style>
+  <w:style w:type="character" w:styleId="a4">
+    <w:name w:val="Hyperlink"/>
+    <w:basedOn w:val="a0"/>
+    <w:uiPriority w:val="99"/>
+    <w:unhideWhenUsed/>
+    <w:rsid w:val="00505FBA"/>
+    <w:rPr>
+      <w:color w:val="0563C1" w:themeColor="hyperlink"/>
+      <w:u w:val="single"/>
+    </w:rPr>
+  </w:style>
 </w:styles>
 </file>
 
